--- a/docs/vistas/Arquitectura-Aulivana-FCDdesign.docx
+++ b/docs/vistas/Arquitectura-Aulivana-FCDdesign.docx
@@ -38,7 +38,7 @@
           <w:color w:val="475569"/>
           <w:sz w:val="24"/>
         </w:rPr>
-        <w:t>Desarrollo en contenedores. 19 de octubre de 2026</w:t>
+        <w:t>Desarrollo en contenedores. 21 de octubre de 2026</w:t>
       </w:r>
     </w:p>
     <w:p>
@@ -1027,6 +1027,69 @@
         <w:t>Ver, en Manuales, muestra el PDF. En la aplicación, descargar abre el diálogo de guardar del sistema, hasta 25 MB. Cancelar no escribe el archivo. En el navegador la descarga es la del navegador.</w:t>
       </w:r>
     </w:p>
+    <w:p>
+      <w:pPr>
+        <w:pStyle w:val="Heading1"/>
+      </w:pPr>
+      <w:r>
+        <w:rPr>
+          <w:rFonts w:ascii="Calibri" w:hAnsi="Calibri" w:cs="Calibri"/>
+          <w:b/>
+          <w:i w:val="0"/>
+          <w:color w:val="3D2A5C"/>
+          <w:sz w:val="44"/>
+        </w:rPr>
+        <w:t>19. Altas, retos y el panel del diagrama</w:t>
+      </w:r>
+    </w:p>
+    <w:p>
+      <w:r>
+        <w:rPr>
+          <w:rFonts w:ascii="Calibri" w:hAnsi="Calibri" w:cs="Calibri"/>
+          <w:b w:val="0"/>
+          <w:i w:val="0"/>
+          <w:color w:val="1E293B"/>
+          <w:sz w:val="24"/>
+        </w:rPr>
+        <w:t>El administrador define, en una sola fila, si se pueden crear cuentas de alumno, de docente o de las dos. El formulario esconde el tipo apagado y el alta lo rechaza. Los dos nacen encendidos.</w:t>
+      </w:r>
+    </w:p>
+    <w:p>
+      <w:r>
+        <w:rPr>
+          <w:rFonts w:ascii="Calibri" w:hAnsi="Calibri" w:cs="Calibri"/>
+          <w:b w:val="0"/>
+          <w:i w:val="0"/>
+          <w:color w:val="1E293B"/>
+          <w:sz w:val="24"/>
+        </w:rPr>
+        <w:t>Un reto de construir no se cierra hasta que la salida coincide con todos sus casos. Al cerrarlo, el alumno ve cómo lo armó. El docente ve esa respuesta en el avance aunque el intento siga abierto.</w:t>
+      </w:r>
+    </w:p>
+    <w:p>
+      <w:r>
+        <w:rPr>
+          <w:rFonts w:ascii="Calibri" w:hAnsi="Calibri" w:cs="Calibri"/>
+          <w:b w:val="0"/>
+          <w:i w:val="0"/>
+          <w:color w:val="1E293B"/>
+          <w:sz w:val="24"/>
+        </w:rPr>
+        <w:t>En Armar diagrama, el panel de la figura queda arriba de la caja de figuras. Ahí se escriben los valores, los destinos de Leer y el tiempo de Esperar.</w:t>
+      </w:r>
+    </w:p>
+    <w:p>
+      <w:r>
+        <w:rPr>
+          <w:rFonts w:ascii="Calibri" w:hAnsi="Calibri" w:cs="Calibri"/>
+          <w:b w:val="0"/>
+          <w:i w:val="0"/>
+          <w:color w:val="1E293B"/>
+          <w:sz w:val="24"/>
+        </w:rPr>
+        <w:t>compose.servidor.yaml es el arreglo del servidor sin Mailpit. La confirmación sale por SMTP a Gmail, con las claves del archivo de entorno. Sigue en la configuración de desarrollo, porque con HTTP las cookies de producción no se guardarían.</w:t>
+      </w:r>
+    </w:p>
     <w:sectPr>
       <w:pgSz w:w="11906" w:h="16838"/>
       <w:pgMar w:top="1020" w:right="1020" w:bottom="1020" w:left="1020" w:header="720" w:footer="720" w:gutter="0"/>

--- a/docs/vistas/Arquitectura-Aulivana-FCDdesign.docx
+++ b/docs/vistas/Arquitectura-Aulivana-FCDdesign.docx
@@ -38,7 +38,7 @@
           <w:color w:val="475569"/>
           <w:sz w:val="24"/>
         </w:rPr>
-        <w:t>Desarrollo en contenedores. 21 de octubre de 2026</w:t>
+        <w:t>Desarrollo en contenedores. 22 de octubre de 2026</w:t>
       </w:r>
     </w:p>
     <w:p>
@@ -1090,6 +1090,45 @@
         <w:t>compose.servidor.yaml es el arreglo del servidor sin Mailpit. La confirmación sale por SMTP a Gmail, con las claves del archivo de entorno. Sigue en la configuración de desarrollo, porque con HTTP las cookies de producción no se guardarían.</w:t>
       </w:r>
     </w:p>
+    <w:p>
+      <w:pPr>
+        <w:pStyle w:val="Heading1"/>
+      </w:pPr>
+      <w:r>
+        <w:rPr>
+          <w:rFonts w:ascii="Calibri" w:hAnsi="Calibri" w:cs="Calibri"/>
+          <w:b/>
+          <w:i w:val="0"/>
+          <w:color w:val="3D2A5C"/>
+          <w:sz w:val="44"/>
+        </w:rPr>
+        <w:t>20. Completar instrucciones y filtrar retos</w:t>
+      </w:r>
+    </w:p>
+    <w:p>
+      <w:r>
+        <w:rPr>
+          <w:rFonts w:ascii="Calibri" w:hAnsi="Calibri" w:cs="Calibri"/>
+          <w:b w:val="0"/>
+          <w:i w:val="0"/>
+          <w:color w:val="1E293B"/>
+          <w:sz w:val="24"/>
+        </w:rPr>
+        <w:t>Al escribir en el editor, la lista ofrece la estructura de la instrucción. Enter o Tab la insertan y Tab recorre los huecos. La grafía del otro idioma abre la misma plantilla. En solo lectura no hay lista.</w:t>
+      </w:r>
+    </w:p>
+    <w:p>
+      <w:r>
+        <w:rPr>
+          <w:rFonts w:ascii="Calibri" w:hAnsi="Calibri" w:cs="Calibri"/>
+          <w:b w:val="0"/>
+          <w:i w:val="0"/>
+          <w:color w:val="1E293B"/>
+          <w:sz w:val="24"/>
+        </w:rPr>
+        <w:t>Al agregar un reto a una ruta, el docente filtra por tipo. La lista queda en Tus retos y Del catálogo, solo con Clasificar, Ordenar, Construir o Predecir. Todos muestra los dos grupos sin ese corte.</w:t>
+      </w:r>
+    </w:p>
     <w:sectPr>
       <w:pgSz w:w="11906" w:h="16838"/>
       <w:pgMar w:top="1020" w:right="1020" w:bottom="1020" w:left="1020" w:header="720" w:footer="720" w:gutter="0"/>

--- a/docs/vistas/Arquitectura-Aulivana-FCDdesign.docx
+++ b/docs/vistas/Arquitectura-Aulivana-FCDdesign.docx
@@ -38,7 +38,7 @@
           <w:color w:val="475569"/>
           <w:sz w:val="24"/>
         </w:rPr>
-        <w:t>Desarrollo en contenedores. 22 de octubre de 2026</w:t>
+        <w:t>Desarrollo en contenedores. 24 de octubre de 2026</w:t>
       </w:r>
     </w:p>
     <w:p>
@@ -1129,6 +1129,60 @@
         <w:t>Al agregar un reto a una ruta, el docente filtra por tipo. La lista queda en Tus retos y Del catálogo, solo con Clasificar, Ordenar, Construir o Predecir. Todos muestra los dos grupos sin ese corte.</w:t>
       </w:r>
     </w:p>
+    <w:p>
+      <w:pPr>
+        <w:pStyle w:val="Heading1"/>
+      </w:pPr>
+      <w:r>
+        <w:rPr>
+          <w:rFonts w:ascii="Calibri" w:hAnsi="Calibri" w:cs="Calibri"/>
+          <w:b/>
+          <w:i w:val="0"/>
+          <w:color w:val="3D2A5C"/>
+          <w:sz w:val="44"/>
+        </w:rPr>
+        <w:t>21. Lenguajes, nota parcial y ponderación</w:t>
+      </w:r>
+    </w:p>
+    <w:p>
+      <w:pPr/>
+      <w:r>
+        <w:rPr>
+          <w:rFonts w:ascii="Calibri" w:hAnsi="Calibri" w:cs="Calibri"/>
+          <w:b w:val="0"/>
+          <w:i w:val="0"/>
+          <w:color w:val="1E293B"/>
+          <w:sz w:val="24"/>
+        </w:rPr>
+        <w:t>Lenguajes, entre Actualizar y Laboratorio, abre Python, JavaScript, TypeScript, Java, C, C++ y C#. Las palabras quedan en inglés. Ejecutar corre en la máquina. Si el compilador no está, se descarga el que publica /runtimes/manifest.json. C y C++ usan el compilador local. Una lectura espera el dato. El borrador no se guarda. Desde esa ventana el código se pasa a un reto de construir abierto. En la aplicación el botón depende de la función languages del nivel, que la semilla deja apagada. En el navegador de desarrollo, en localhost, el anfitrión es 127.0.0.1:8766. Pegar sigue el bloqueo del docente.</w:t>
+      </w:r>
+    </w:p>
+    <w:p>
+      <w:pPr/>
+      <w:r>
+        <w:rPr>
+          <w:rFonts w:ascii="Calibri" w:hAnsi="Calibri" w:cs="Calibri"/>
+          <w:b w:val="0"/>
+          <w:i w:val="0"/>
+          <w:color w:val="1E293B"/>
+          <w:sz w:val="24"/>
+        </w:rPr>
+        <w:t>Un construir con casos pide ese código después del pseudocódigo y no se cierra si falta un caso. La salida de un lenguaje no tiene que repetir el dato leído.</w:t>
+      </w:r>
+    </w:p>
+    <w:p>
+      <w:pPr/>
+      <w:r>
+        <w:rPr>
+          <w:rFonts w:ascii="Calibri" w:hAnsi="Calibri" w:cs="Calibri"/>
+          <w:b w:val="0"/>
+          <w:i w:val="0"/>
+          <w:color w:val="1E293B"/>
+          <w:sz w:val="24"/>
+        </w:rPr>
+        <w:t>En cada reto de una ruta, Ponderación de la calificación reparte 100 puntos. La suma tiene que ser 100 y no cambia el reto original. Si no se define, un construir con casos usa 15, 20, 20, 20, 15 y 10. El resto usa 20, 25, 30, 0, 15 y 10. El intento guarda la nota al avanzar. El docente la ve aunque no esté cerrado. Si el alumno sigue en el mismo intento, la nota se vuelve a calcular. Una cuenta nueva nace con acceso al navegador. El pie reserva los derechos a R&amp;J Integra Soluciones Tecnológicas.</w:t>
+      </w:r>
+    </w:p>
     <w:sectPr>
       <w:pgSz w:w="11906" w:h="16838"/>
       <w:pgMar w:top="1020" w:right="1020" w:bottom="1020" w:left="1020" w:header="720" w:footer="720" w:gutter="0"/>

--- a/docs/vistas/Arquitectura-Aulivana-FCDdesign.docx
+++ b/docs/vistas/Arquitectura-Aulivana-FCDdesign.docx
@@ -38,7 +38,7 @@
           <w:color w:val="475569"/>
           <w:sz w:val="24"/>
         </w:rPr>
-        <w:t>Desarrollo en contenedores. 24 de octubre de 2026</w:t>
+        <w:t>Desarrollo en contenedores. 25 de octubre de 2026</w:t>
       </w:r>
     </w:p>
     <w:p>
@@ -1154,7 +1154,7 @@
           <w:color w:val="1E293B"/>
           <w:sz w:val="24"/>
         </w:rPr>
-        <w:t>Lenguajes, entre Actualizar y Laboratorio, abre Python, JavaScript, TypeScript, Java, C, C++ y C#. Las palabras quedan en inglés. Ejecutar corre en la máquina. Si el compilador no está, se descarga el que publica /runtimes/manifest.json. C y C++ usan el compilador local. Una lectura espera el dato. El borrador no se guarda. Desde esa ventana el código se pasa a un reto de construir abierto. En la aplicación el botón depende de la función languages del nivel, que la semilla deja apagada. En el navegador de desarrollo, en localhost, el anfitrión es 127.0.0.1:8766. Pegar sigue el bloqueo del docente.</w:t>
+        <w:t>Lenguajes aparece, entre Actualizar y Laboratorio, solo si el nivel incluye la función languages. La semilla la deja apagada. Abre Python, JavaScript, TypeScript, Java, C, C++ y C#. Las palabras quedan en inglés. En el navegador, Ejecutar corre en el servidor: Django llama a un proceso en 127.0.0.1:8766 que no se publica. En la aplicación de escritorio corre en la máquina. Si el compilador no está, se descarga el que publica /runtimes/manifest.json y se escribe en disco. Si no hay espacio, no se instala. C y C++ usan el compilador local; si no está, se descarga Zig. Una lectura espera el dato. El borrador no se guarda. Desde esa ventana el código se pasa a un reto de construir abierto. Pegar sigue el bloqueo del docente.</w:t>
       </w:r>
     </w:p>
     <w:p>
@@ -1180,7 +1180,7 @@
           <w:color w:val="1E293B"/>
           <w:sz w:val="24"/>
         </w:rPr>
-        <w:t>En cada reto de una ruta, Ponderación de la calificación reparte 100 puntos. La suma tiene que ser 100 y no cambia el reto original. Si no se define, un construir con casos usa 15, 20, 20, 20, 15 y 10. El resto usa 20, 25, 30, 0, 15 y 10. El intento guarda la nota al avanzar. El docente la ve aunque no esté cerrado. Si el alumno sigue en el mismo intento, la nota se vuelve a calcular. Una cuenta nueva nace con acceso al navegador. El pie reserva los derechos a R&amp;J Integra Soluciones Tecnológicas.</w:t>
+        <w:t>En cada reto de una ruta, Ponderación de la calificación reparte 100 puntos. La suma tiene que ser 100 y no cambia el reto original. Si no se define, un construir con casos usa 15, 20, 20, 20, 15 y 10. El resto usa 20, 25, 30, 0, 15 y 10. El intento guarda la nota al avanzar. El docente la ve aunque no esté cerrado. Si el alumno sigue en el mismo intento, la nota se vuelve a calcular. Una cuenta nueva nace con acceso al navegador. El pie reserva los derechos a R&amp;J Integra Soluciones Tecnológicas. Repetir el alta con un correo que ya existe responde que ya está registrado, aunque falte confirmarlo. El correo no distingue mayúsculas. compose.servidor.yaml sirve la página ya construida y no levanta Vite.</w:t>
       </w:r>
     </w:p>
     <w:sectPr>

--- a/docs/vistas/Arquitectura-Aulivana-FCDdesign.docx
+++ b/docs/vistas/Arquitectura-Aulivana-FCDdesign.docx
@@ -391,7 +391,7 @@
     </w:p>
     <w:p>
       <w:r>
-        <w:t>El compose corre en la máquina de desarrollo. Nginx publica el puerto 18080 y Mailpit el 8025. PostgreSQL publica el 5434. Redis no publica puerto y está en las redes web e isolated. El runner solo está en isolated, sin salida a internet, con disco de solo lectura y topes de memoria, CPU y procesos. La ventana Tauri es otro nodo: local_host escucha en 127.0.0.1 y, en un paquete publicado, el proxy de /api usa TRAZA_API_ORIGIN. Si esa variable no está, el origen es http://18.118.112.206:18080.</w:t>
+        <w:t>El compose corre en la máquina de desarrollo. Nginx publica el puerto 18080 y Mailpit el 8025. PostgreSQL publica el 5434. Redis no publica puerto y está en las redes web e isolated. El runner solo está en isolated, sin salida a internet, con disco de solo lectura y topes de memoria, CPU y procesos. La ventana Tauri es otro nodo: local_host escucha en 127.0.0.1 y, en un paquete publicado, el proxy de /api usa TRAZA_API_ORIGIN. Si esa variable no está, el origen es http://3.17.151.210:18080.</w:t>
       </w:r>
     </w:p>
     <w:p>

--- a/docs/vistas/Arquitectura-Aulivana-FCDdesign.docx
+++ b/docs/vistas/Arquitectura-Aulivana-FCDdesign.docx
@@ -38,7 +38,7 @@
           <w:color w:val="475569"/>
           <w:sz w:val="24"/>
         </w:rPr>
-        <w:t>Desarrollo en contenedores. 25 de octubre de 2026</w:t>
+        <w:t>Desarrollo en contenedores. 26 de octubre de 2026</w:t>
       </w:r>
     </w:p>
     <w:p>
@@ -1183,6 +1183,31 @@
         <w:t>En cada reto de una ruta, Ponderación de la calificación reparte 100 puntos. La suma tiene que ser 100 y no cambia el reto original. Si no se define, un construir con casos usa 15, 20, 20, 20, 15 y 10. El resto usa 20, 25, 30, 0, 15 y 10. El intento guarda la nota al avanzar. El docente la ve aunque no esté cerrado. Si el alumno sigue en el mismo intento, la nota se vuelve a calcular. Una cuenta nueva nace con acceso al navegador. El pie reserva los derechos a R&amp;J Integra Soluciones Tecnológicas. Repetir el alta con un correo que ya existe responde que ya está registrado, aunque falte confirmarlo. El correo no distingue mayúsculas. compose.servidor.yaml sirve la página ya construida y no levanta Vite.</w:t>
       </w:r>
     </w:p>
+    <w:p>
+      <w:pPr>
+        <w:pStyle w:val="Heading1"/>
+      </w:pPr>
+      <w:r>
+        <w:rPr>
+          <w:rFonts w:ascii="Calibri" w:hAnsi="Calibri"/>
+          <w:b/>
+          <w:color w:val="3D2A5C"/>
+          <w:sz w:val="44"/>
+        </w:rPr>
+        <w:t>22. Cupo diario y corte de la ejecución</w:t>
+      </w:r>
+    </w:p>
+    <w:p>
+      <w:r>
+        <w:rPr>
+          <w:rFonts w:ascii="Calibri" w:hAnsi="Calibri"/>
+          <w:b w:val="0"/>
+          <w:color w:val="1E293B"/>
+          <w:sz w:val="24"/>
+        </w:rPr>
+        <w:t>Cada nivel nace con 3 ejecuciones al día. El administrador puede subir ese número, con mínimo 3, o dejar el campo vacío para quitar el tope. Ejecutar, depurar, la práctica, comprobar un reto y arrancar un lenguaje descuentan una. Si el tope se acabó, la respuesta es que ya se usaron las ejecuciones de hoy. En la aplicación de escritorio el programa sigue corriendo en la máquina, y el cupo se descuenta en el servidor. Un ciclo del pseudocódigo se corta a 100 000 instrucciones o a 5 segundos. Detener lo corta antes. En Lenguajes, Detener cierra el programa. No corren más de 6 a la vez, y una sesión abandonada se cierra a los 3 minutos.</w:t>
+      </w:r>
+    </w:p>
     <w:sectPr>
       <w:pgSz w:w="11906" w:h="16838"/>
       <w:pgMar w:top="1020" w:right="1020" w:bottom="1020" w:left="1020" w:header="720" w:footer="720" w:gutter="0"/>

--- a/docs/vistas/Arquitectura-Aulivana-FCDdesign.docx
+++ b/docs/vistas/Arquitectura-Aulivana-FCDdesign.docx
@@ -38,7 +38,7 @@
           <w:color w:val="475569"/>
           <w:sz w:val="24"/>
         </w:rPr>
-        <w:t>Desarrollo en contenedores. 26 de octubre de 2026</w:t>
+        <w:t>Desarrollo en contenedores. 27 de octubre de 2026</w:t>
       </w:r>
     </w:p>
     <w:p>
@@ -391,7 +391,7 @@
     </w:p>
     <w:p>
       <w:r>
-        <w:t>El compose corre en la máquina de desarrollo. Nginx publica el puerto 18080 y Mailpit el 8025. PostgreSQL publica el 5434. Redis no publica puerto y está en las redes web e isolated. El runner solo está en isolated, sin salida a internet, con disco de solo lectura y topes de memoria, CPU y procesos. La ventana Tauri es otro nodo: local_host escucha en 127.0.0.1 y, en un paquete publicado, el proxy de /api usa TRAZA_API_ORIGIN. Si esa variable no está, el origen es http://3.17.151.210:18080.</w:t>
+        <w:t>El compose corre en la máquina de desarrollo. Nginx publica el puerto 18080 y Mailpit el 8025. PostgreSQL publica el 5434. Redis no publica puerto y está en las redes web e isolated. El runner solo está en isolated, sin salida a internet, con disco de solo lectura y topes de memoria, CPU y procesos. La ventana Tauri es otro nodo: local_host escucha en 127.0.0.1 y, en un paquete publicado, el proxy de /api usa TRAZA_API_ORIGIN. Si esa variable no está, el origen es https://fcdesign.aulivana.com.</w:t>
       </w:r>
     </w:p>
     <w:p>
@@ -587,6 +587,15 @@
     <w:p>
       <w:r>
         <w:t>El nodo de desarrollo es la máquina con siete servicios del compose. web espera a la base, Redis, el runner y Mailpit. Al arrancar aplica las migraciones. El nodo de config.settings.production está descrito y no está desplegado: ahí hacen falta TLS, esa configuración, el cliente construido y un SMTP distinto de Mailpit. La ventana de escritorio se empaqueta aparte, a mano, con .github/workflows/desktop.yml, y no sustituye ese servidor.</w:t>
+      </w:r>
+      <w:r>
+        <w:rPr>
+          <w:rFonts w:ascii="Calibri" w:hAnsi="Calibri"/>
+          <w:b w:val="0"/>
+          <w:color w:val="1E293B"/>
+          <w:sz w:val="24"/>
+        </w:rPr>
+        <w:t xml:space="preserve"> El servidor público ya está en https://fcdesign.aulivana.com, con TLS y config.settings.production. El procedimiento está en instalacion-aws.md.</w:t>
       </w:r>
     </w:p>
     <w:p>
@@ -957,6 +966,15 @@
       <w:r>
         <w:t>Repaso abre los proyectos de un alumno de las comunidades del docente. El editor queda en solo lectura. Validar, ejecutar, depurar y traducir no crean una versión ni guardan el fuente. El avance del laboratorio empieza con un tablero: cada barra suma los retos terminados en las rutas asignadas. Desde una ruta se descarga progreso-{nombre}.csv. La puntuación de un intento va de 0 a 100. La nota es el promedio entero, y un reto sin terminar cuenta como cero. Abrir un reto muestra la respuesta, el pseudocódigo, los casos, la predicción y la explicación.</w:t>
       </w:r>
+      <w:r>
+        <w:rPr>
+          <w:rFonts w:ascii="Calibri" w:hAnsi="Calibri"/>
+          <w:b w:val="0"/>
+          <w:color w:val="1E293B"/>
+          <w:sz w:val="24"/>
+        </w:rPr>
+        <w:t xml:space="preserve"> Ahora el avance pide primero una comunidad y el CSV de la ruta trae solo a sus alumnos.</w:t>
+      </w:r>
     </w:p>
     <w:p>
       <w:r>
@@ -1156,6 +1174,15 @@
         </w:rPr>
         <w:t>Lenguajes aparece, entre Actualizar y Laboratorio, solo si el nivel incluye la función languages. La semilla la deja apagada. Abre Python, JavaScript, TypeScript, Java, C, C++ y C#. Las palabras quedan en inglés. En el navegador, Ejecutar corre en el servidor: Django llama a un proceso en 127.0.0.1:8766 que no se publica. En la aplicación de escritorio corre en la máquina. Si el compilador no está, se descarga el que publica /runtimes/manifest.json y se escribe en disco. Si no hay espacio, no se instala. C y C++ usan el compilador local; si no está, se descarga Zig. Una lectura espera el dato. El borrador no se guarda. Desde esa ventana el código se pasa a un reto de construir abierto. Pegar sigue el bloqueo del docente.</w:t>
       </w:r>
+      <w:r>
+        <w:rPr>
+          <w:rFonts w:ascii="Calibri" w:hAnsi="Calibri"/>
+          <w:b w:val="0"/>
+          <w:color w:val="1E293B"/>
+          <w:sz w:val="24"/>
+        </w:rPr>
+        <w:t xml:space="preserve"> En el servidor público ese proceso no vive en Gunicorn: corre en el contenedor languages, sin salida a internet. Si no responde, la API dice que Lenguajes no está disponible.</w:t>
+      </w:r>
     </w:p>
     <w:p>
       <w:pPr/>
@@ -1206,6 +1233,31 @@
           <w:sz w:val="24"/>
         </w:rPr>
         <w:t>Cada nivel nace con 3 ejecuciones al día. El administrador puede subir ese número, con mínimo 3, o dejar el campo vacío para quitar el tope. Ejecutar, depurar, la práctica, comprobar un reto y arrancar un lenguaje descuentan una. Si el tope se acabó, la respuesta es que ya se usaron las ejecuciones de hoy. En la aplicación de escritorio el programa sigue corriendo en la máquina, y el cupo se descuenta en el servidor. Un ciclo del pseudocódigo se corta a 100 000 instrucciones o a 5 segundos. Detener lo corta antes. En Lenguajes, Detener cierra el programa. No corren más de 6 a la vez, y una sesión abandonada se cierra a los 3 minutos.</w:t>
+      </w:r>
+    </w:p>
+    <w:p>
+      <w:pPr>
+        <w:pStyle w:val="Heading1"/>
+      </w:pPr>
+      <w:r>
+        <w:rPr>
+          <w:rFonts w:ascii="Calibri" w:hAnsi="Calibri"/>
+          <w:b/>
+          <w:color w:val="3D2A5C"/>
+          <w:sz w:val="44"/>
+        </w:rPr>
+        <w:t>23. Servidor público, comunidades y cuentas</w:t>
+      </w:r>
+    </w:p>
+    <w:p>
+      <w:r>
+        <w:rPr>
+          <w:rFonts w:ascii="Calibri" w:hAnsi="Calibri"/>
+          <w:b w:val="0"/>
+          <w:color w:val="1E293B"/>
+          <w:sz w:val="24"/>
+        </w:rPr>
+        <w:t>El sitio público es https://fcdesign.aulivana.com. Nginx termina TLS y Django usa config.settings.production. La aplicación de escritorio, si no tiene TRAZA_API_ORIGIN, llama a ese mismo origen. Los lenguajes del navegador corren en un contenedor aparte, en una red interna y sin salida. Node, Java y .NET se instalan al construir la imagen. C, C++ y Python usan gcc y el Python de esa imagen. Comunidades abre su propia pantalla: a la izquierda se crea y a la derecha se agregan cuentas, con filtro de alumnos y páginas de 15. El avance empieza eligiendo la comunidad. La identidad muestra las ejecuciones que quedan hoy, o el signo de infinito si no hay tope. El administrador puede bloquear una cuenta que no sea de administrador. Bloquear cierra la sesión y el ingreso responde que la cuenta está bloqueada. También ve quién sigue conectado: el tiempo corre desde que entraron y una cuenta deja de listarse si no se ha visto en 45 segundos.</w:t>
       </w:r>
     </w:p>
     <w:sectPr>

--- a/docs/vistas/Arquitectura-Aulivana-FCDdesign.docx
+++ b/docs/vistas/Arquitectura-Aulivana-FCDdesign.docx
@@ -1260,6 +1260,31 @@
         <w:t>El sitio público es https://fcdesign.aulivana.com. Nginx termina TLS y Django usa config.settings.production. La aplicación de escritorio, si no tiene TRAZA_API_ORIGIN, llama a ese mismo origen. Los lenguajes del navegador corren en un contenedor aparte, en una red interna y sin salida. Node, Java y .NET se instalan al construir la imagen. C, C++ y Python usan gcc y el Python de esa imagen. Comunidades abre su propia pantalla: a la izquierda se crea y a la derecha se agregan cuentas, con filtro de alumnos y páginas de 15. El avance empieza eligiendo la comunidad. La identidad muestra las ejecuciones que quedan hoy, o el signo de infinito si no hay tope. El administrador puede bloquear una cuenta que no sea de administrador. Bloquear cierra la sesión y el ingreso responde que la cuenta está bloqueada. También ve quién sigue conectado: el tiempo corre desde que entraron y una cuenta deja de listarse si no se ha visto en 45 segundos.</w:t>
       </w:r>
     </w:p>
+    <w:p>
+      <w:pPr>
+        <w:pStyle w:val="Heading1"/>
+      </w:pPr>
+      <w:r>
+        <w:rPr>
+          <w:rFonts w:ascii="Calibri" w:hAnsi="Calibri"/>
+          <w:b/>
+          <w:color w:val="3D2A5C"/>
+          <w:sz w:val="44"/>
+        </w:rPr>
+        <w:t>24. Retos sin casos, avisos y Nassi-Shneiderman</w:t>
+      </w:r>
+    </w:p>
+    <w:p>
+      <w:r>
+        <w:rPr>
+          <w:rFonts w:ascii="Calibri" w:hAnsi="Calibri"/>
+          <w:b w:val="0"/>
+          <w:color w:val="1E293B"/>
+          <w:sz w:val="24"/>
+        </w:rPr>
+        <w:t>Un construir puede apagar Validar con casos de entrada y salida. Sin casos, Probar comprueba que el programa esté bien escrito y no descuenta una ejecución. El lenguaje se guarda sin comparar una salida. Un caso admite hasta 40 entradas. El mismo reto puede estar dos veces en una ruta: la copia nueva nace sin horario y los intentos de la anterior se conservan. Quien ya lo terminó sigue viéndolo terminado. Quien lo tenía cerrado puede abrirlo de nuevo, y los puntos se suman solo la primera vez. La campana del alumno avisa de un reto nuevo o de uno que volvió a estar disponible. Marcar como vistos los quita. Esa lista vive en el navegador. Armar Nassi-Shneiderman dibuja el mismo algoritmo: Si parte el bloque en dos columnas, los ciclos encierran el cuerpo y Según abre una columna por caso. Dimension es una figura, con nombre y tamaño. En el reto se arrastran el enunciado, los casos, la ayuda y el editor. Si el docente bloqueó pegar, el aviso dice que hay que escribir el código en el editor.</w:t>
+      </w:r>
+    </w:p>
     <w:sectPr>
       <w:pgSz w:w="11906" w:h="16838"/>
       <w:pgMar w:top="1020" w:right="1020" w:bottom="1020" w:left="1020" w:header="720" w:footer="720" w:gutter="0"/>

--- a/docs/vistas/Arquitectura-Aulivana-FCDdesign.docx
+++ b/docs/vistas/Arquitectura-Aulivana-FCDdesign.docx
@@ -38,7 +38,7 @@
           <w:color w:val="475569"/>
           <w:sz w:val="24"/>
         </w:rPr>
-        <w:t>Desarrollo en contenedores. 27 de octubre de 2026</w:t>
+        <w:t>Desarrollo en contenedores. 28 de octubre de 2026</w:t>
       </w:r>
     </w:p>
     <w:p>
@@ -1285,6 +1285,31 @@
         <w:t>Un construir puede apagar Validar con casos de entrada y salida. Sin casos, Probar comprueba que el programa esté bien escrito y no descuenta una ejecución. El lenguaje se guarda sin comparar una salida. Un caso admite hasta 40 entradas. El mismo reto puede estar dos veces en una ruta: la copia nueva nace sin horario y los intentos de la anterior se conservan. Quien ya lo terminó sigue viéndolo terminado. Quien lo tenía cerrado puede abrirlo de nuevo, y los puntos se suman solo la primera vez. La campana del alumno avisa de un reto nuevo o de uno que volvió a estar disponible. Marcar como vistos los quita. Esa lista vive en el navegador. Armar Nassi-Shneiderman dibuja el mismo algoritmo: Si parte el bloque en dos columnas, los ciclos encierran el cuerpo y Según abre una columna por caso. Dimension es una figura, con nombre y tamaño. En el reto se arrastran el enunciado, los casos, la ayuda y el editor. Si el docente bloqueó pegar, el aviso dice que hay que escribir el código en el editor.</w:t>
       </w:r>
     </w:p>
+    <w:p>
+      <w:pPr>
+        <w:pStyle w:val="Heading1"/>
+      </w:pPr>
+      <w:r>
+        <w:rPr>
+          <w:rFonts w:ascii="Calibri" w:hAnsi="Calibri"/>
+          <w:b/>
+          <w:color w:val="3D2A5C"/>
+          <w:sz w:val="44"/>
+        </w:rPr>
+        <w:t>25. Código de comunidad y hueco del diagrama</w:t>
+      </w:r>
+    </w:p>
+    <w:p>
+      <w:r>
+        <w:rPr>
+          <w:rFonts w:ascii="Calibri" w:hAnsi="Calibri"/>
+          <w:b w:val="0"/>
+          <w:color w:val="1E293B"/>
+          <w:sz w:val="24"/>
+        </w:rPr>
+        <w:t>Cada comunidad nace con un código de 6 caracteres, sin I, O, 0 ni 1. El docente lo comparte. Nuevo código deja inservible el anterior. En el banco de trabajo, Unirme pide ese código. Mayúsculas y espacios no importan. El dueño no entra al suyo y quien ya está no se agrega otra vez. Ese ingreso no exige la función de comunidades del nivel. En Armar diagrama, al elegir una figura de la lista o al arrastrarla, el espacio entre figuras se abre. Al soltar, se vuelven a juntar.</w:t>
+      </w:r>
+    </w:p>
     <w:sectPr>
       <w:pgSz w:w="11906" w:h="16838"/>
       <w:pgMar w:top="1020" w:right="1020" w:bottom="1020" w:left="1020" w:header="720" w:footer="720" w:gutter="0"/>

--- a/docs/vistas/Arquitectura-Aulivana-FCDdesign.docx
+++ b/docs/vistas/Arquitectura-Aulivana-FCDdesign.docx
@@ -1310,6 +1310,31 @@
         <w:t>Cada comunidad nace con un código de 6 caracteres, sin I, O, 0 ni 1. El docente lo comparte. Nuevo código deja inservible el anterior. En el banco de trabajo, Unirme pide ese código. Mayúsculas y espacios no importan. El dueño no entra al suyo y quien ya está no se agrega otra vez. Ese ingreso no exige la función de comunidades del nivel. En Armar diagrama, al elegir una figura de la lista o al arrastrarla, el espacio entre figuras se abre. Al soltar, se vuelven a juntar.</w:t>
       </w:r>
     </w:p>
+    <w:p>
+      <w:pPr>
+        <w:pStyle w:val="Heading1"/>
+      </w:pPr>
+      <w:r>
+        <w:rPr>
+          <w:rFonts w:ascii="Calibri" w:hAnsi="Calibri"/>
+          <w:b/>
+          <w:color w:val="3D2A5C"/>
+          <w:sz w:val="44"/>
+        </w:rPr>
+        <w:t>26. Asignación con &lt;- o con =</w:t>
+      </w:r>
+    </w:p>
+    <w:p>
+      <w:r>
+        <w:rPr>
+          <w:rFonts w:ascii="Calibri" w:hAnsi="Calibri"/>
+          <w:b w:val="0"/>
+          <w:color w:val="1E293B"/>
+          <w:sz w:val="24"/>
+        </w:rPr>
+        <w:t>&lt;- y = guardan un valor. Sirven en una sentencia, en Para y en el encabezado de una función. No van dentro de una expresión. La igualdad se escribe ==. &lt;&gt; y != siguen siendo distintos. Operadores lista los dos signos de asignación y == entre las comparaciones. El diagrama dibuja la asignación con &lt;- y la igualdad con ==. El texto del editor no cambia por abrir el diagrama. La migración learning.0019 cambió el = suelto de los algoritmos ya guardados por ==, para que esa comparación siguiera comparando.</w:t>
+      </w:r>
+    </w:p>
     <w:sectPr>
       <w:pgSz w:w="11906" w:h="16838"/>
       <w:pgMar w:top="1020" w:right="1020" w:bottom="1020" w:left="1020" w:header="720" w:footer="720" w:gutter="0"/>
